--- a/XRComm_FCS_platform/XRComm_wideband_hello_world/Wideband_Dev_Guide.docx
+++ b/XRComm_FCS_platform/XRComm_wideband_hello_world/Wideband_Dev_Guide.docx
@@ -540,7 +540,7 @@
           <w:bCs/>
           <w:b/>
         </w:rPr>
-        <w:t xml:space="preserve">Terminal 1 (FlexServer):</w:t>
+        <w:t xml:space="preserve">Terminal 1 (FlexCompute Server):</w:t>
       </w:r>
     </w:p>
     <w:p>
@@ -563,7 +563,7 @@
           <w:bCs/>
           <w:b/>
         </w:rPr>
-        <w:t xml:space="preserve">Terminal 2 (Client Machine or FlexServer):</w:t>
+        <w:t xml:space="preserve">Terminal 2 (Client Machine or FlexCompute Server):</w:t>
       </w:r>
     </w:p>
     <w:p>
@@ -646,7 +646,7 @@
           <w:bCs/>
           <w:b/>
         </w:rPr>
-        <w:t xml:space="preserve">Terminal 1 (FlexServer):</w:t>
+        <w:t xml:space="preserve">Terminal 1 (FlexCompute Server):</w:t>
       </w:r>
     </w:p>
     <w:p>
@@ -675,7 +675,7 @@
           <w:bCs/>
           <w:b/>
         </w:rPr>
-        <w:t xml:space="preserve">Terminal 2 (Client Machine or FlexServer):</w:t>
+        <w:t xml:space="preserve">Terminal 2 (Client Machine or FlexCompute Server):</w:t>
       </w:r>
     </w:p>
     <w:p>
